--- a/practice_test/real_document/generated/PRJ-9201_tender_pack_r1/PRJ-9201-D45_r1_Final-document-manifest.docx
+++ b/practice_test/real_document/generated/PRJ-9201_tender_pack_r1/PRJ-9201-D45_r1_Final-document-manifest.docx
@@ -677,7 +677,7 @@
           </w:tcPr>
           <w:p>
             <w:r>
-              <w:t>11c8ae20df7f18a886ad048ff027d0ade31b5fd0a78f5db38bfe04fecf099f98</w:t>
+              <w:t>7c6573ef4c50a913536d205fa9a5a3b52e8f6f43832c176bbabd9f7a37cba2ea</w:t>
             </w:r>
           </w:p>
         </w:tc>
@@ -1137,7 +1137,7 @@
           </w:tcPr>
           <w:p>
             <w:r>
-              <w:t>2a02468db71d2f8643f08c7d023bcb2b57defec30271146bf99538e52646dcdd</w:t>
+              <w:t>f5a46decb10f84a75c12e5b8f62d4425d51b1c7cf50ac45343032103eb696fbf</w:t>
             </w:r>
           </w:p>
         </w:tc>
@@ -1413,7 +1413,7 @@
           </w:tcPr>
           <w:p>
             <w:r>
-              <w:t>79045e09221464067d1de812954aded0a629fdadab5bb929aae9f6798179118d</w:t>
+              <w:t>c6baff76a43bd5ed89ab694536678037df5be93db630f41a96889eb46a6bb07f</w:t>
             </w:r>
           </w:p>
         </w:tc>
@@ -1781,7 +1781,7 @@
           </w:tcPr>
           <w:p>
             <w:r>
-              <w:t>a84c244371d41701acca792106e6de2e14d708660989623b18421c1ce2ce8bc1</w:t>
+              <w:t>5d83f3a57fbf77efc6bdf44905be90a6caf4e6e96ed399abe8948ee45e06f374</w:t>
             </w:r>
           </w:p>
         </w:tc>
@@ -1873,7 +1873,7 @@
           </w:tcPr>
           <w:p>
             <w:r>
-              <w:t>5ac9ce5881257c61d5c6c0f10eb668876421f3b171495eeb061cbc97a7d6167a</w:t>
+              <w:t>ea677a1021c493a737acab757163473dd7621df485aae7ce1696149b956f8b1e</w:t>
             </w:r>
           </w:p>
         </w:tc>
@@ -2793,7 +2793,7 @@
           </w:tcPr>
           <w:p>
             <w:r>
-              <w:t>2d73bbb7436160a1a15495daefd97c442e11711500962cf8fba15c26fbae9b62</w:t>
+              <w:t>cdaba6f1abd078ce3e5a38c980cc071164c38084e3c529db2d3eb8b4c329a5cf</w:t>
             </w:r>
           </w:p>
         </w:tc>
@@ -3805,7 +3805,7 @@
           </w:tcPr>
           <w:p>
             <w:r>
-              <w:t>2bf6147eb0831d0ee4d2e9303f1571a082297f80861cf16fd303e67dc98db930</w:t>
+              <w:t>bae6e527eac1a048c4b1f55e6f84c2cfc7b096f26eb7d7cd3eb6b04ca9cd9a48</w:t>
             </w:r>
           </w:p>
         </w:tc>
@@ -4349,7 +4349,7 @@
           </w:tcPr>
           <w:p>
             <w:r>
-              <w:t>287de1f51bbbfdceb7e62334214a066d79b0e7241f7749829711b3d20e4bf01c</w:t>
+              <w:t>75b7455a02129c56ec5fc787ff5136f25875ddf08b4494121f8c173e9ff9237b</w:t>
             </w:r>
           </w:p>
         </w:tc>
@@ -4441,7 +4441,7 @@
           </w:tcPr>
           <w:p>
             <w:r>
-              <w:t>7d3f942a9529b4d39286148ce7365e2dfeb25fc59332eeb1d5f41dff356a3fcd</w:t>
+              <w:t>fa8df0a1e1d0657baa975311ec0d64fe43a56b602c990bd45767fc6d5e906982</w:t>
             </w:r>
           </w:p>
         </w:tc>
